--- a/docs/report.docx
+++ b/docs/report.docx
@@ -3076,7 +3076,7 @@
           <w:sz w:val="28"/>
           <w:szCs w:val="28"/>
         </w:rPr>
-        <w:t xml:space="preserve">Работу проверяют 28 автоматических тестов: формулы на примере из методички, диалог (в том числе на шкале, где лучшее значение меньше худшего), уравнение для k, восстановление функций полезности и весов по ответам модельного ЛПР, обнаружение нарушений независимости, сохранение и загрузка. Отдельный тест проходит все шаги через окно: модельный ЛПР вводит числа в те же поля и нажимает те же кнопки, что и человек.</w:t>
+        <w:t xml:space="preserve">Работу проверяют 29 автоматических тестов: формулы на примере из методички, диалог (в том числе на шкале, где лучшее значение меньше худшего), уравнение для k, восстановление функций полезности и весов по ответам модельного ЛПР, обнаружение нарушений независимости, сохранение и загрузка. Отдельный тест проходит все шаги через окно: модельный ЛПР вводит числа в те же поля и нажимает те же кнопки, что и человек.</w:t>
       </w:r>
     </w:p>
     <w:p>
@@ -9592,7 +9592,7 @@
           <w:sz w:val="28"/>
           <w:szCs w:val="28"/>
         </w:rPr>
-        <w:t xml:space="preserve"> (рисунок 9). Выбирается опорный критерий и модель. Для каждого другого критерия проходятся те же два шага, что и при проверке независимости по предпочтению; в таблице видны точка K, отношение wⱼ/wоп и вес, справа — диаграмма весов. Для мультипликативной модели ниже задаётся вероятность p, и программа показывает коэффициенты kᵢ и k.</w:t>
+        <w:t xml:space="preserve"> (рисунок 9). Выбирается опорный критерий и модель. Для каждого другого критерия проходятся те же два шага, что и при проверке независимости по предпочтению; в таблице видны пара, более важный в ней критерий, точка K, отношение wⱼ/wоп и вес, справа — диаграмма весов. Кнопка «Сбросить ответ по выбранной паре» удаляет ошибочный ответ. Для мультипликативной модели ниже задаётся вероятность p, и программа показывает коэффициенты kᵢ и k.</w:t>
       </w:r>
     </w:p>
     <w:p>
